--- a/操作手册.docx
+++ b/操作手册.docx
@@ -18,8 +18,6 @@
       <w:r>
         <w:t>一、系统概述</w:t>
       </w:r>
-      <w:bookmarkStart w:id="0" w:name="_GoBack"/>
-      <w:bookmarkEnd w:id="0"/>
     </w:p>
     <w:p>
       <w:r>
@@ -2440,17 +2438,10 @@
       </w:pPr>
       <w:r>
         <w:rPr>
-          <w:rFonts w:ascii="Courier New" w:hAnsi="Courier New"/>
-          <w:sz w:val="18"/>
-        </w:rPr>
-        <w:t>docke</w:t>
-      </w:r>
-      <w:r>
-        <w:rPr>
           <w:rFonts w:hint="eastAsia" w:ascii="Courier New" w:hAnsi="Courier New"/>
           <w:sz w:val="18"/>
         </w:rPr>
-        <w:t>docker stop prison-registry 2&gt;/dev/null; docker rm prison-registry 2&gt;/dev/null./prepare.sh</w:t>
+        <w:t>docker stop prison-registry 2&gt;/dev/null; docker rm prison-registry 2&gt;/dev/null; ./prepare.sh</w:t>
       </w:r>
       <w:r>
         <w:rPr>
@@ -2564,7 +2555,10 @@
         <w:t>. 更新系统</w:t>
       </w:r>
     </w:p>
-    <w:p/>
+    <w:p>
+      <w:bookmarkStart w:id="0" w:name="_GoBack"/>
+      <w:bookmarkEnd w:id="0"/>
+    </w:p>
     <w:p>
       <w:r>
         <w:rPr>
@@ -2848,7 +2842,7 @@
   <w:docDefaults>
     <w:rPrDefault>
       <w:rPr>
-        <w:rFonts w:asciiTheme="minorHAnsi" w:hAnsiTheme="minorHAnsi" w:eastAsiaTheme="minorEastAsia" w:cstheme="minorBidi"/>
+        <w:rFonts w:ascii="Times New Roman" w:hAnsi="Times New Roman" w:eastAsia="宋体" w:cs="Times New Roman"/>
       </w:rPr>
     </w:rPrDefault>
     <w:pPrDefault/>
